--- a/samples/corpus/full/chantiers/nacrines/1-marche/works-contract/2025-11-20_marche-de-travaux-signe.docx
+++ b/samples/corpus/full/chantiers/nacrines/1-marche/works-contract/2025-11-20_marche-de-travaux-signe.docx
@@ -96,7 +96,7 @@
           <w:b w:val="0"/>
           <w:i w:val="0"/>
         </w:rPr>
-        <w:t>L'entrepreneur réalise le ravalement des façades de la résidence Les Nacrines avec isolation thermique par l'extérieur des façades nord et ouest, le remplacement des fenêtres des deux cages d'escalier et des portes d'entrée des halls A et B, et la dépose et repose des équipements électriques de façade.</w:t>
+        <w:t>L'entrepreneur réalise le ravalement des façades de la résidence Les Nacrines avec isolation thermique par l'extérieur des façades nord et ouest et peinture minérale des façades sud et est, le remplacement des fenêtres des deux cages d'escalier et des portes d'entrée des halls A et B, et la dépose et repose des équipements électriques de façade.</w:t>
       </w:r>
     </w:p>
     <w:p>
@@ -337,7 +337,7 @@
                 <w:b w:val="0"/>
                 <w:sz w:val="19"/>
               </w:rPr>
-              <w:t>Lot 2 - Ravalement des façades : Nettoyage, traitement des fissures et peinture minérale des quatre façades</w:t>
+              <w:t>Lot 2 - Ravalement des façades : Façades sud et est, nez de balcons, sous-faces et soubassements : nettoyage, traitement des fissures et peinture minérale</w:t>
             </w:r>
           </w:p>
         </w:tc>
@@ -354,7 +354,7 @@
                 <w:b w:val="0"/>
                 <w:sz w:val="19"/>
               </w:rPr>
-              <w:t>1000,00</w:t>
+              <w:t>769,00</w:t>
             </w:r>
           </w:p>
         </w:tc>
@@ -385,7 +385,7 @@
                 <w:b w:val="0"/>
                 <w:sz w:val="19"/>
               </w:rPr>
-              <w:t>38,45 €</w:t>
+              <w:t>50,00 €</w:t>
             </w:r>
           </w:p>
         </w:tc>
@@ -1361,6 +1361,13 @@
       </w:rPr>
       <w:t>FICTIONAL - NOT FOR OPERATIONAL USE  |  Marché de travaux - Résidence Les Nacrines, Valbrise</w:t>
     </w:r>
+    <w:r>
+      <w:rPr>
+        <w:sz w:val="14"/>
+      </w:rPr>
+      <w:br/>
+      <w:t>Lamna Bâtiment - SIRET 000 000 000 00000 - RCS 000 000 000 - TVA FR00000000000 (identifiants fictifs)</w:t>
+    </w:r>
   </w:p>
 </w:ftr>
 </file>
